--- a/_Documects/end/ปกนอก-ใน.docx
+++ b/_Documects/end/ปกนอก-ใน.docx
@@ -1,6 +1,6 @@
 
 <file path=word/document.xml><?xml version="1.0" encoding="utf-8"?>
-<w:document xmlns:wpc="http://schemas.microsoft.com/office/word/2010/wordprocessingCanvas" xmlns:cx="http://schemas.microsoft.com/office/drawing/2014/chartex" xmlns:cx1="http://schemas.microsoft.com/office/drawing/2015/9/8/chartex" xmlns:cx2="http://schemas.microsoft.com/office/drawing/2015/10/21/chartex" xmlns:cx3="http://schemas.microsoft.com/office/drawing/2016/5/9/chartex" xmlns:cx4="http://schemas.microsoft.com/office/drawing/2016/5/10/chartex" xmlns:cx5="http://schemas.microsoft.com/office/drawing/2016/5/11/chartex" xmlns:cx6="http://schemas.microsoft.com/office/drawing/2016/5/12/chartex" xmlns:cx7="http://schemas.microsoft.com/office/drawing/2016/5/13/chartex" xmlns:cx8="http://schemas.microsoft.com/office/drawing/2016/5/14/chartex" xmlns:mc="http://schemas.openxmlformats.org/markup-compatibility/2006" xmlns:aink="http://schemas.microsoft.com/office/drawing/2016/ink" xmlns:am3d="http://schemas.microsoft.com/office/drawing/2017/model3d" xmlns:o="urn:schemas-microsoft-com:office:office" xmlns:oel="http://schemas.microsoft.com/office/2019/extlst" xmlns:r="http://schemas.openxmlformats.org/officeDocument/2006/relationships" xmlns:m="http://schemas.openxmlformats.org/officeDocument/2006/math" xmlns:v="urn:schemas-microsoft-com:vml" xmlns:wp14="http://schemas.microsoft.com/office/word/2010/wordprocessingDrawing" xmlns:wp="http://schemas.openxmlformats.org/drawingml/2006/wordprocessingDrawing" xmlns:w10="urn:schemas-microsoft-com:office:word" xmlns:w="http://schemas.openxmlformats.org/wordprocessingml/2006/main" xmlns:w14="http://schemas.microsoft.com/office/word/2010/wordml" xmlns:w15="http://schemas.microsoft.com/office/word/2012/wordml" xmlns:w16cex="http://schemas.microsoft.com/office/word/2018/wordml/cex" xmlns:w16cid="http://schemas.microsoft.com/office/word/2016/wordml/cid" xmlns:w16="http://schemas.microsoft.com/office/word/2018/wordml" xmlns:w16du="http://schemas.microsoft.com/office/word/2023/wordml/word16du" xmlns:w16sdtdh="http://schemas.microsoft.com/office/word/2020/wordml/sdtdatahash" xmlns:w16sdtfl="http://schemas.microsoft.com/office/word/2024/wordml/sdtformatlock" xmlns:w16se="http://schemas.microsoft.com/office/word/2015/wordml/symex" xmlns:wpg="http://schemas.microsoft.com/office/word/2010/wordprocessingGroup" xmlns:wpi="http://schemas.microsoft.com/office/word/2010/wordprocessingInk" xmlns:wne="http://schemas.microsoft.com/office/word/2006/wordml" xmlns:wps="http://schemas.microsoft.com/office/word/2010/wordprocessingShape" mc:Ignorable="w14 w15 w16se w16cid w16 w16cex w16sdtdh w16sdtfl w16du wp14">
+<w:document xmlns:wpc="http://schemas.microsoft.com/office/word/2010/wordprocessingCanvas" xmlns:cx="http://schemas.microsoft.com/office/drawing/2014/chartex" xmlns:cx1="http://schemas.microsoft.com/office/drawing/2015/9/8/chartex" xmlns:cx2="http://schemas.microsoft.com/office/drawing/2015/10/21/chartex" xmlns:cx3="http://schemas.microsoft.com/office/drawing/2016/5/9/chartex" xmlns:cx4="http://schemas.microsoft.com/office/drawing/2016/5/10/chartex" xmlns:cx5="http://schemas.microsoft.com/office/drawing/2016/5/11/chartex" xmlns:cx6="http://schemas.microsoft.com/office/drawing/2016/5/12/chartex" xmlns:cx7="http://schemas.microsoft.com/office/drawing/2016/5/13/chartex" xmlns:cx8="http://schemas.microsoft.com/office/drawing/2016/5/14/chartex" xmlns:mc="http://schemas.openxmlformats.org/markup-compatibility/2006" xmlns:aink="http://schemas.microsoft.com/office/drawing/2016/ink" xmlns:am3d="http://schemas.microsoft.com/office/drawing/2017/model3d" xmlns:o="urn:schemas-microsoft-com:office:office" xmlns:oel="http://schemas.microsoft.com/office/2019/extlst" xmlns:r="http://schemas.openxmlformats.org/officeDocument/2006/relationships" xmlns:m="http://schemas.openxmlformats.org/officeDocument/2006/math" xmlns:v="urn:schemas-microsoft-com:vml" xmlns:wp14="http://schemas.microsoft.com/office/word/2010/wordprocessingDrawing" xmlns:wp="http://schemas.openxmlformats.org/drawingml/2006/wordprocessingDrawing" xmlns:w10="urn:schemas-microsoft-com:office:word" xmlns:w="http://schemas.openxmlformats.org/wordprocessingml/2006/main" xmlns:w14="http://schemas.microsoft.com/office/word/2010/wordml" xmlns:w15="http://schemas.microsoft.com/office/word/2012/wordml" xmlns:w16cex="http://schemas.microsoft.com/office/word/2018/wordml/cex" xmlns:w16cid="http://schemas.microsoft.com/office/word/2016/wordml/cid" xmlns:w16="http://schemas.microsoft.com/office/word/2018/wordml" xmlns:w16sdtdh="http://schemas.microsoft.com/office/word/2020/wordml/sdtdatahash" xmlns:w16se="http://schemas.microsoft.com/office/word/2015/wordml/symex" xmlns:wpg="http://schemas.microsoft.com/office/word/2010/wordprocessingGroup" xmlns:wpi="http://schemas.microsoft.com/office/word/2010/wordprocessingInk" xmlns:wne="http://schemas.microsoft.com/office/word/2006/wordml" xmlns:wps="http://schemas.microsoft.com/office/word/2010/wordprocessingShape" mc:Ignorable="w14 w15 w16se w16cid w16 w16cex w16sdtdh wp14">
   <w:body>
     <w:p>
       <w:pPr>
@@ -16,13 +16,16 @@
           <w:rFonts w:ascii="TH SarabunPSK" w:hAnsi="TH SarabunPSK" w:cs="TH SarabunPSK"/>
           <w:b/>
           <w:bCs/>
-          <w:sz w:val="36"/>
-          <w:szCs w:val="36"/>
-        </w:rPr>
-      </w:pPr>
-      <w:r>
-        <w:rPr>
+          <w:sz w:val="32"/>
+          <w:szCs w:val="32"/>
+        </w:rPr>
+      </w:pPr>
+      <w:r>
+        <w:rPr>
+          <w:rFonts w:ascii="TH SarabunPSK" w:hAnsi="TH SarabunPSK" w:cs="TH SarabunPSK" w:hint="cs"/>
           <w:noProof/>
+          <w:sz w:val="32"/>
+          <w:szCs w:val="32"/>
           <w:cs/>
         </w:rPr>
         <w:drawing>
@@ -83,19 +86,43 @@
           <w:b/>
           <w:bCs/>
           <w:color w:val="000000" w:themeColor="text1"/>
-          <w:sz w:val="40"/>
-          <w:szCs w:val="40"/>
-          <w:cs/>
-        </w:rPr>
-      </w:pPr>
-      <w:r>
-        <w:rPr>
-          <w:rFonts w:ascii="TH SarabunPSK" w:hAnsi="TH SarabunPSK" w:cs="TH SarabunPSK"/>
+          <w:sz w:val="32"/>
+          <w:szCs w:val="32"/>
+          <w:cs/>
+        </w:rPr>
+      </w:pPr>
+      <w:r>
+        <w:rPr>
+          <w:rFonts w:ascii="Browallia New" w:hAnsi="Browallia New" w:cs="Browallia New" w:hint="cs"/>
           <w:b/>
           <w:bCs/>
           <w:color w:val="000000" w:themeColor="text1"/>
-          <w:sz w:val="40"/>
-          <w:szCs w:val="40"/>
+          <w:sz w:val="32"/>
+          <w:szCs w:val="32"/>
+          <w:cs/>
+        </w:rPr>
+        <w:t>โครงงาน</w:t>
+      </w:r>
+      <w:r>
+        <w:rPr>
+          <w:rFonts w:ascii="Browallia New" w:hAnsi="Browallia New" w:cs="Browallia New" w:hint="cs"/>
+          <w:b/>
+          <w:bCs/>
+          <w:color w:val="000000" w:themeColor="text1"/>
+          <w:sz w:val="32"/>
+          <w:szCs w:val="32"/>
+          <w:cs/>
+        </w:rPr>
+        <w:t>พัฒนา</w:t>
+      </w:r>
+      <w:r>
+        <w:rPr>
+          <w:rFonts w:ascii="Browallia New" w:hAnsi="Browallia New" w:cs="Browallia New" w:hint="cs"/>
+          <w:b/>
+          <w:bCs/>
+          <w:color w:val="000000" w:themeColor="text1"/>
+          <w:sz w:val="32"/>
+          <w:szCs w:val="32"/>
           <w:cs/>
         </w:rPr>
         <w:t>ระบบช่วยผู้สร้างคอนเทนต์รับรายได้จากการสนับสนุนของผู้ติดตาม</w:t>
@@ -108,96 +135,96 @@
           <w:b/>
           <w:bCs/>
           <w:color w:val="FF0000"/>
-          <w:sz w:val="36"/>
-          <w:szCs w:val="36"/>
-        </w:rPr>
-      </w:pPr>
-    </w:p>
-    <w:p>
-      <w:pPr>
-        <w:rPr>
-          <w:rFonts w:ascii="TH SarabunPSK" w:hAnsi="TH SarabunPSK" w:cs="TH SarabunPSK"/>
-          <w:b/>
-          <w:bCs/>
-          <w:sz w:val="36"/>
-          <w:szCs w:val="36"/>
-        </w:rPr>
-      </w:pPr>
-    </w:p>
-    <w:p>
-      <w:pPr>
-        <w:rPr>
-          <w:rFonts w:ascii="TH SarabunPSK" w:hAnsi="TH SarabunPSK" w:cs="TH SarabunPSK"/>
-          <w:b/>
-          <w:bCs/>
-          <w:sz w:val="36"/>
-          <w:szCs w:val="36"/>
-        </w:rPr>
-      </w:pPr>
-    </w:p>
-    <w:p>
-      <w:pPr>
-        <w:rPr>
-          <w:rFonts w:ascii="TH SarabunPSK" w:hAnsi="TH SarabunPSK" w:cs="TH SarabunPSK"/>
-          <w:b/>
-          <w:bCs/>
-          <w:sz w:val="36"/>
-          <w:szCs w:val="36"/>
-        </w:rPr>
-      </w:pPr>
-    </w:p>
-    <w:p>
-      <w:pPr>
-        <w:rPr>
-          <w:rFonts w:ascii="TH SarabunPSK" w:hAnsi="TH SarabunPSK" w:cs="TH SarabunPSK"/>
-          <w:b/>
-          <w:bCs/>
-          <w:sz w:val="36"/>
-          <w:szCs w:val="36"/>
-        </w:rPr>
-      </w:pPr>
-    </w:p>
-    <w:p>
-      <w:pPr>
-        <w:rPr>
-          <w:rFonts w:ascii="TH SarabunPSK" w:hAnsi="TH SarabunPSK" w:cs="TH SarabunPSK"/>
-          <w:b/>
-          <w:bCs/>
-          <w:sz w:val="36"/>
-          <w:szCs w:val="36"/>
-        </w:rPr>
-      </w:pPr>
-    </w:p>
-    <w:p>
-      <w:pPr>
-        <w:rPr>
-          <w:rFonts w:ascii="TH SarabunPSK" w:hAnsi="TH SarabunPSK" w:cs="TH SarabunPSK"/>
-          <w:b/>
-          <w:bCs/>
-          <w:sz w:val="36"/>
-          <w:szCs w:val="36"/>
-        </w:rPr>
-      </w:pPr>
-    </w:p>
-    <w:p>
-      <w:pPr>
-        <w:rPr>
-          <w:rFonts w:ascii="TH SarabunPSK" w:hAnsi="TH SarabunPSK" w:cs="TH SarabunPSK"/>
-          <w:b/>
-          <w:bCs/>
-          <w:sz w:val="36"/>
-          <w:szCs w:val="36"/>
-        </w:rPr>
-      </w:pPr>
-    </w:p>
-    <w:p>
-      <w:pPr>
-        <w:rPr>
-          <w:rFonts w:ascii="TH SarabunPSK" w:hAnsi="TH SarabunPSK" w:cs="TH SarabunPSK"/>
-          <w:b/>
-          <w:bCs/>
-          <w:sz w:val="36"/>
-          <w:szCs w:val="36"/>
+          <w:sz w:val="32"/>
+          <w:szCs w:val="32"/>
+        </w:rPr>
+      </w:pPr>
+    </w:p>
+    <w:p>
+      <w:pPr>
+        <w:rPr>
+          <w:rFonts w:ascii="TH SarabunPSK" w:hAnsi="TH SarabunPSK" w:cs="TH SarabunPSK"/>
+          <w:b/>
+          <w:bCs/>
+          <w:sz w:val="32"/>
+          <w:szCs w:val="32"/>
+        </w:rPr>
+      </w:pPr>
+    </w:p>
+    <w:p>
+      <w:pPr>
+        <w:rPr>
+          <w:rFonts w:ascii="TH SarabunPSK" w:hAnsi="TH SarabunPSK" w:cs="TH SarabunPSK"/>
+          <w:b/>
+          <w:bCs/>
+          <w:sz w:val="32"/>
+          <w:szCs w:val="32"/>
+        </w:rPr>
+      </w:pPr>
+    </w:p>
+    <w:p>
+      <w:pPr>
+        <w:rPr>
+          <w:rFonts w:ascii="TH SarabunPSK" w:hAnsi="TH SarabunPSK" w:cs="TH SarabunPSK"/>
+          <w:b/>
+          <w:bCs/>
+          <w:sz w:val="32"/>
+          <w:szCs w:val="32"/>
+        </w:rPr>
+      </w:pPr>
+    </w:p>
+    <w:p>
+      <w:pPr>
+        <w:rPr>
+          <w:rFonts w:ascii="TH SarabunPSK" w:hAnsi="TH SarabunPSK" w:cs="TH SarabunPSK"/>
+          <w:b/>
+          <w:bCs/>
+          <w:sz w:val="32"/>
+          <w:szCs w:val="32"/>
+        </w:rPr>
+      </w:pPr>
+    </w:p>
+    <w:p>
+      <w:pPr>
+        <w:rPr>
+          <w:rFonts w:ascii="TH SarabunPSK" w:hAnsi="TH SarabunPSK" w:cs="TH SarabunPSK"/>
+          <w:b/>
+          <w:bCs/>
+          <w:sz w:val="32"/>
+          <w:szCs w:val="32"/>
+        </w:rPr>
+      </w:pPr>
+    </w:p>
+    <w:p>
+      <w:pPr>
+        <w:rPr>
+          <w:rFonts w:ascii="TH SarabunPSK" w:hAnsi="TH SarabunPSK" w:cs="TH SarabunPSK"/>
+          <w:b/>
+          <w:bCs/>
+          <w:sz w:val="32"/>
+          <w:szCs w:val="32"/>
+        </w:rPr>
+      </w:pPr>
+    </w:p>
+    <w:p>
+      <w:pPr>
+        <w:rPr>
+          <w:rFonts w:ascii="TH SarabunPSK" w:hAnsi="TH SarabunPSK" w:cs="TH SarabunPSK"/>
+          <w:b/>
+          <w:bCs/>
+          <w:sz w:val="32"/>
+          <w:szCs w:val="32"/>
+        </w:rPr>
+      </w:pPr>
+    </w:p>
+    <w:p>
+      <w:pPr>
+        <w:rPr>
+          <w:rFonts w:ascii="TH SarabunPSK" w:hAnsi="TH SarabunPSK" w:cs="TH SarabunPSK"/>
+          <w:b/>
+          <w:bCs/>
+          <w:sz w:val="32"/>
+          <w:szCs w:val="32"/>
         </w:rPr>
       </w:pPr>
     </w:p>
@@ -209,21 +236,45 @@
           <w:b/>
           <w:bCs/>
           <w:color w:val="000000" w:themeColor="text1"/>
-          <w:sz w:val="40"/>
-          <w:szCs w:val="40"/>
-        </w:rPr>
-      </w:pPr>
+          <w:sz w:val="32"/>
+          <w:szCs w:val="32"/>
+        </w:rPr>
+      </w:pPr>
+      <w:r>
+        <w:rPr>
+          <w:rFonts w:ascii="Browallia New" w:hAnsi="Browallia New" w:cs="Browallia New" w:hint="cs"/>
+          <w:b/>
+          <w:bCs/>
+          <w:color w:val="000000" w:themeColor="text1"/>
+          <w:sz w:val="32"/>
+          <w:szCs w:val="32"/>
+          <w:cs/>
+        </w:rPr>
+        <w:t>ธนพล</w:t>
+      </w:r>
       <w:r>
         <w:rPr>
           <w:rFonts w:ascii="TH SarabunPSK" w:hAnsi="TH SarabunPSK" w:cs="TH SarabunPSK" w:hint="cs"/>
           <w:b/>
           <w:bCs/>
           <w:color w:val="000000" w:themeColor="text1"/>
-          <w:sz w:val="40"/>
-          <w:szCs w:val="40"/>
-          <w:cs/>
-        </w:rPr>
-        <w:t>ธนพล พ่ออามาตย์</w:t>
+          <w:sz w:val="32"/>
+          <w:szCs w:val="32"/>
+          <w:cs/>
+        </w:rPr>
+        <w:t xml:space="preserve"> </w:t>
+      </w:r>
+      <w:r>
+        <w:rPr>
+          <w:rFonts w:ascii="Browallia New" w:hAnsi="Browallia New" w:cs="Browallia New" w:hint="cs"/>
+          <w:b/>
+          <w:bCs/>
+          <w:color w:val="000000" w:themeColor="text1"/>
+          <w:sz w:val="32"/>
+          <w:szCs w:val="32"/>
+          <w:cs/>
+        </w:rPr>
+        <w:t>พ่ออามาตย์</w:t>
       </w:r>
     </w:p>
     <w:p>
@@ -233,8 +284,8 @@
           <w:rFonts w:ascii="TH SarabunPSK" w:hAnsi="TH SarabunPSK" w:cs="TH SarabunPSK"/>
           <w:b/>
           <w:bCs/>
-          <w:sz w:val="36"/>
-          <w:szCs w:val="36"/>
+          <w:sz w:val="32"/>
+          <w:szCs w:val="32"/>
         </w:rPr>
       </w:pPr>
     </w:p>
@@ -245,8 +296,8 @@
           <w:rFonts w:ascii="TH SarabunPSK" w:hAnsi="TH SarabunPSK" w:cs="TH SarabunPSK"/>
           <w:b/>
           <w:bCs/>
-          <w:sz w:val="36"/>
-          <w:szCs w:val="36"/>
+          <w:sz w:val="32"/>
+          <w:szCs w:val="32"/>
           <w:cs/>
         </w:rPr>
       </w:pPr>
@@ -262,8 +313,8 @@
           <w:rFonts w:ascii="TH SarabunPSK" w:hAnsi="TH SarabunPSK" w:cs="TH SarabunPSK"/>
           <w:b/>
           <w:bCs/>
-          <w:sz w:val="36"/>
-          <w:szCs w:val="36"/>
+          <w:sz w:val="32"/>
+          <w:szCs w:val="32"/>
         </w:rPr>
       </w:pPr>
     </w:p>
@@ -274,31 +325,19 @@
           <w:rFonts w:ascii="TH SarabunPSK" w:hAnsi="TH SarabunPSK" w:cs="TH SarabunPSK"/>
           <w:b/>
           <w:bCs/>
-          <w:sz w:val="36"/>
-          <w:szCs w:val="36"/>
-        </w:rPr>
-      </w:pPr>
-    </w:p>
-    <w:p>
-      <w:pPr>
-        <w:jc w:val="center"/>
-        <w:rPr>
-          <w:rFonts w:ascii="TH SarabunPSK" w:hAnsi="TH SarabunPSK" w:cs="TH SarabunPSK"/>
-          <w:b/>
-          <w:bCs/>
-          <w:sz w:val="36"/>
-          <w:szCs w:val="36"/>
-        </w:rPr>
-      </w:pPr>
-    </w:p>
-    <w:p>
-      <w:pPr>
-        <w:rPr>
-          <w:rFonts w:ascii="TH SarabunPSK" w:hAnsi="TH SarabunPSK" w:cs="TH SarabunPSK"/>
-          <w:b/>
-          <w:bCs/>
-          <w:sz w:val="36"/>
-          <w:szCs w:val="36"/>
+          <w:sz w:val="32"/>
+          <w:szCs w:val="32"/>
+        </w:rPr>
+      </w:pPr>
+    </w:p>
+    <w:p>
+      <w:pPr>
+        <w:rPr>
+          <w:rFonts w:ascii="TH SarabunPSK" w:hAnsi="TH SarabunPSK" w:cs="TH SarabunPSK" w:hint="cs"/>
+          <w:b/>
+          <w:bCs/>
+          <w:sz w:val="32"/>
+          <w:szCs w:val="32"/>
         </w:rPr>
       </w:pPr>
     </w:p>
@@ -310,20 +349,53 @@
           <w:rFonts w:ascii="TH SarabunPSK" w:hAnsi="TH SarabunPSK" w:cs="TH SarabunPSK"/>
           <w:b/>
           <w:bCs/>
-          <w:sz w:val="36"/>
-          <w:szCs w:val="36"/>
-        </w:rPr>
-      </w:pPr>
+          <w:sz w:val="32"/>
+          <w:szCs w:val="32"/>
+        </w:rPr>
+      </w:pPr>
+      <w:r>
+        <w:rPr>
+          <w:rFonts w:ascii="Browallia New" w:hAnsi="Browallia New" w:cs="Browallia New" w:hint="cs"/>
+          <w:b/>
+          <w:bCs/>
+          <w:sz w:val="32"/>
+          <w:szCs w:val="32"/>
+          <w:cs/>
+        </w:rPr>
+        <w:t>โครงงานนี้เป็นส่วนหนึ่งของการศึกษาตามหลักสูตรประกาศนียบัตรวิชาชีพ</w:t>
+      </w:r>
       <w:r>
         <w:rPr>
           <w:rFonts w:ascii="TH SarabunPSK" w:hAnsi="TH SarabunPSK" w:cs="TH SarabunPSK" w:hint="cs"/>
           <w:b/>
           <w:bCs/>
-          <w:sz w:val="36"/>
-          <w:szCs w:val="36"/>
-          <w:cs/>
-        </w:rPr>
-        <w:t>โครงงานนี้เป็นส่วนหนึ่งของการศึกษาตามหลักสูตรประกาศนียบัตรวิชาชีพ พุทธศักราช 2562</w:t>
+          <w:sz w:val="32"/>
+          <w:szCs w:val="32"/>
+          <w:cs/>
+        </w:rPr>
+        <w:t xml:space="preserve"> </w:t>
+      </w:r>
+      <w:r>
+        <w:rPr>
+          <w:rFonts w:ascii="Browallia New" w:hAnsi="Browallia New" w:cs="Browallia New" w:hint="cs"/>
+          <w:b/>
+          <w:bCs/>
+          <w:sz w:val="32"/>
+          <w:szCs w:val="32"/>
+          <w:cs/>
+        </w:rPr>
+        <w:t>พุทธศักราช</w:t>
+      </w:r>
+      <w:r>
+        <w:rPr>
+          <w:rFonts w:ascii="TH SarabunPSK" w:hAnsi="TH SarabunPSK" w:cs="TH SarabunPSK" w:hint="cs"/>
+          <w:b/>
+          <w:bCs/>
+          <w:sz w:val="32"/>
+          <w:szCs w:val="32"/>
+          <w:cs/>
+        </w:rPr>
+        <w:t xml:space="preserve"> 2562</w:t>
       </w:r>
     </w:p>
     <w:p>
@@ -336,51 +408,117 @@
           <w:rFonts w:ascii="TH SarabunPSK" w:hAnsi="TH SarabunPSK" w:cs="TH SarabunPSK"/>
           <w:b/>
           <w:bCs/>
-          <w:sz w:val="36"/>
-          <w:szCs w:val="36"/>
-          <w:cs/>
-        </w:rPr>
-      </w:pPr>
-      <w:r>
-        <w:rPr>
-          <w:rFonts w:ascii="TH SarabunPSK" w:hAnsi="TH SarabunPSK" w:cs="TH SarabunPSK"/>
-          <w:b/>
-          <w:bCs/>
-          <w:sz w:val="36"/>
-          <w:szCs w:val="36"/>
+          <w:sz w:val="32"/>
+          <w:szCs w:val="32"/>
+          <w:cs/>
+        </w:rPr>
+      </w:pPr>
+      <w:r>
+        <w:rPr>
+          <w:rFonts w:ascii="Browallia New" w:hAnsi="Browallia New" w:cs="Browallia New" w:hint="cs"/>
+          <w:b/>
+          <w:bCs/>
+          <w:sz w:val="32"/>
+          <w:szCs w:val="32"/>
           <w:cs/>
         </w:rPr>
         <w:t>สาขาวิชา</w:t>
       </w:r>
       <w:r>
         <w:rPr>
+          <w:rFonts w:ascii="Browallia New" w:hAnsi="Browallia New" w:cs="Browallia New" w:hint="cs"/>
+          <w:b/>
+          <w:bCs/>
+          <w:sz w:val="32"/>
+          <w:szCs w:val="32"/>
+          <w:cs/>
+        </w:rPr>
+        <w:t>เทคโนโลยีสารสนเทศ</w:t>
+      </w:r>
+      <w:r>
+        <w:rPr>
           <w:rFonts w:ascii="TH SarabunPSK" w:hAnsi="TH SarabunPSK" w:cs="TH SarabunPSK" w:hint="cs"/>
           <w:b/>
           <w:bCs/>
-          <w:sz w:val="36"/>
-          <w:szCs w:val="36"/>
-          <w:cs/>
-        </w:rPr>
-        <w:t>เทคโนโลยีสารสนเทศ สาขางานคอมพิวเตอร์กราฟิก เกม และแอนิเมชั่น</w:t>
-      </w:r>
-      <w:r>
-        <w:rPr>
-          <w:rFonts w:ascii="TH SarabunPSK" w:hAnsi="TH SarabunPSK" w:cs="TH SarabunPSK"/>
-          <w:b/>
-          <w:bCs/>
-          <w:sz w:val="36"/>
-          <w:szCs w:val="36"/>
+          <w:sz w:val="32"/>
+          <w:szCs w:val="32"/>
+          <w:cs/>
+        </w:rPr>
+        <w:t xml:space="preserve"> </w:t>
+      </w:r>
+      <w:r>
+        <w:rPr>
+          <w:rFonts w:ascii="Browallia New" w:hAnsi="Browallia New" w:cs="Browallia New" w:hint="cs"/>
+          <w:b/>
+          <w:bCs/>
+          <w:sz w:val="32"/>
+          <w:szCs w:val="32"/>
+          <w:cs/>
+        </w:rPr>
+        <w:t>สาขางานคอมพิวเตอร์กราฟิก</w:t>
+      </w:r>
+      <w:r>
+        <w:rPr>
+          <w:rFonts w:ascii="TH SarabunPSK" w:hAnsi="TH SarabunPSK" w:cs="TH SarabunPSK" w:hint="cs"/>
+          <w:b/>
+          <w:bCs/>
+          <w:sz w:val="32"/>
+          <w:szCs w:val="32"/>
+          <w:cs/>
+        </w:rPr>
+        <w:t xml:space="preserve"> </w:t>
+      </w:r>
+      <w:r>
+        <w:rPr>
+          <w:rFonts w:ascii="Browallia New" w:hAnsi="Browallia New" w:cs="Browallia New" w:hint="cs"/>
+          <w:b/>
+          <w:bCs/>
+          <w:sz w:val="32"/>
+          <w:szCs w:val="32"/>
+          <w:cs/>
+        </w:rPr>
+        <w:t>เกม</w:t>
+      </w:r>
+      <w:r>
+        <w:rPr>
+          <w:rFonts w:ascii="TH SarabunPSK" w:hAnsi="TH SarabunPSK" w:cs="TH SarabunPSK" w:hint="cs"/>
+          <w:b/>
+          <w:bCs/>
+          <w:sz w:val="32"/>
+          <w:szCs w:val="32"/>
+          <w:cs/>
+        </w:rPr>
+        <w:t xml:space="preserve"> </w:t>
+      </w:r>
+      <w:r>
+        <w:rPr>
+          <w:rFonts w:ascii="Browallia New" w:hAnsi="Browallia New" w:cs="Browallia New" w:hint="cs"/>
+          <w:b/>
+          <w:bCs/>
+          <w:sz w:val="32"/>
+          <w:szCs w:val="32"/>
+          <w:cs/>
+        </w:rPr>
+        <w:t>และแอนิเมชั่น</w:t>
+      </w:r>
+      <w:r>
+        <w:rPr>
+          <w:rFonts w:ascii="TH SarabunPSK" w:hAnsi="TH SarabunPSK" w:cs="TH SarabunPSK" w:hint="cs"/>
+          <w:b/>
+          <w:bCs/>
+          <w:sz w:val="32"/>
+          <w:szCs w:val="32"/>
           <w:cs/>
         </w:rPr>
         <w:t xml:space="preserve">   </w:t>
       </w:r>
       <w:r>
         <w:rPr>
-          <w:rFonts w:ascii="TH SarabunPSK" w:hAnsi="TH SarabunPSK" w:cs="TH SarabunPSK"/>
-          <w:b/>
-          <w:bCs/>
-          <w:sz w:val="36"/>
-          <w:szCs w:val="36"/>
+          <w:rFonts w:ascii="Browallia New" w:hAnsi="Browallia New" w:cs="Browallia New" w:hint="cs"/>
+          <w:b/>
+          <w:bCs/>
+          <w:sz w:val="32"/>
+          <w:szCs w:val="32"/>
           <w:cs/>
         </w:rPr>
         <w:t>ประเภทวิชาเทคโนโลยีสารสนเทศและการสื่อสาร</w:t>
@@ -396,64 +534,86 @@
           <w:rFonts w:ascii="TH SarabunPSK" w:hAnsi="TH SarabunPSK" w:cs="TH SarabunPSK"/>
           <w:b/>
           <w:bCs/>
-          <w:sz w:val="36"/>
-          <w:szCs w:val="36"/>
-        </w:rPr>
-      </w:pPr>
-      <w:r>
-        <w:rPr>
-          <w:rFonts w:ascii="TH SarabunPSK" w:hAnsi="TH SarabunPSK" w:cs="TH SarabunPSK"/>
-          <w:b/>
-          <w:bCs/>
-          <w:sz w:val="36"/>
-          <w:szCs w:val="36"/>
+          <w:sz w:val="32"/>
+          <w:szCs w:val="32"/>
+        </w:rPr>
+      </w:pPr>
+      <w:r>
+        <w:rPr>
+          <w:rFonts w:ascii="Browallia New" w:hAnsi="Browallia New" w:cs="Browallia New" w:hint="cs"/>
+          <w:b/>
+          <w:bCs/>
+          <w:sz w:val="32"/>
+          <w:szCs w:val="32"/>
           <w:cs/>
         </w:rPr>
         <w:t>วิทยาลัย</w:t>
       </w:r>
       <w:r>
         <w:rPr>
+          <w:rFonts w:ascii="Browallia New" w:hAnsi="Browallia New" w:cs="Browallia New" w:hint="cs"/>
+          <w:b/>
+          <w:bCs/>
+          <w:sz w:val="32"/>
+          <w:szCs w:val="32"/>
+          <w:cs/>
+        </w:rPr>
+        <w:t>เทคนิค</w:t>
+      </w:r>
+      <w:r>
+        <w:rPr>
+          <w:rFonts w:ascii="Browallia New" w:hAnsi="Browallia New" w:cs="Browallia New" w:hint="cs"/>
+          <w:b/>
+          <w:bCs/>
+          <w:sz w:val="32"/>
+          <w:szCs w:val="32"/>
+          <w:cs/>
+        </w:rPr>
+        <w:t>นวมินทราชินีมุกดาหาร</w:t>
+      </w:r>
+      <w:r>
+        <w:rPr>
           <w:rFonts w:ascii="TH SarabunPSK" w:hAnsi="TH SarabunPSK" w:cs="TH SarabunPSK" w:hint="cs"/>
           <w:b/>
           <w:bCs/>
-          <w:sz w:val="36"/>
-          <w:szCs w:val="36"/>
-          <w:cs/>
-        </w:rPr>
-        <w:t>เทคนิค</w:t>
-      </w:r>
-      <w:r>
-        <w:rPr>
-          <w:rFonts w:ascii="TH SarabunPSK" w:hAnsi="TH SarabunPSK" w:cs="TH SarabunPSK"/>
-          <w:b/>
-          <w:bCs/>
-          <w:sz w:val="36"/>
-          <w:szCs w:val="36"/>
-          <w:cs/>
-        </w:rPr>
-        <w:t>นวมินทราชินีมุกดาหาร</w:t>
-      </w:r>
-      <w:r>
-        <w:rPr>
-          <w:rFonts w:ascii="TH SarabunPSK" w:hAnsi="TH SarabunPSK" w:cs="TH SarabunPSK" w:hint="cs"/>
-          <w:b/>
-          <w:bCs/>
-          <w:sz w:val="36"/>
-          <w:szCs w:val="36"/>
+          <w:sz w:val="32"/>
+          <w:szCs w:val="32"/>
           <w:cs/>
         </w:rPr>
         <w:t xml:space="preserve">  </w:t>
       </w:r>
       <w:r>
         <w:rPr>
-          <w:rFonts w:ascii="TH SarabunPSK" w:hAnsi="TH SarabunPSK" w:cs="TH SarabunPSK"/>
-          <w:b/>
-          <w:bCs/>
-          <w:sz w:val="36"/>
-          <w:szCs w:val="36"/>
-          <w:cs/>
-        </w:rPr>
-        <w:t>สำนักงานคณะกรรมการอาชีวศึกษา</w:t>
+          <w:rFonts w:ascii="Browallia New" w:hAnsi="Browallia New" w:cs="Browallia New" w:hint="cs"/>
+          <w:b/>
+          <w:bCs/>
+          <w:sz w:val="32"/>
+          <w:szCs w:val="32"/>
+          <w:cs/>
+        </w:rPr>
+        <w:t>สำนักงานคณะกรรมการ</w:t>
+      </w:r>
+      <w:r>
+        <w:rPr>
+          <w:rFonts w:ascii="Browallia New" w:hAnsi="Browallia New" w:cs="Browallia New" w:hint="cs"/>
+          <w:b/>
+          <w:bCs/>
+          <w:sz w:val="32"/>
+          <w:szCs w:val="32"/>
+          <w:cs/>
+        </w:rPr>
+        <w:t>การ</w:t>
+      </w:r>
+      <w:r>
+        <w:rPr>
+          <w:rFonts w:ascii="Browallia New" w:hAnsi="Browallia New" w:cs="Browallia New" w:hint="cs"/>
+          <w:b/>
+          <w:bCs/>
+          <w:sz w:val="32"/>
+          <w:szCs w:val="32"/>
+          <w:cs/>
+        </w:rPr>
+        <w:t>อาชีวศึกษา</w:t>
       </w:r>
     </w:p>
     <w:p>
@@ -467,22 +627,34 @@
           <w:b/>
           <w:bCs/>
           <w:color w:val="000000" w:themeColor="text1"/>
-          <w:sz w:val="36"/>
-          <w:szCs w:val="36"/>
-          <w:cs/>
-        </w:rPr>
-      </w:pPr>
+          <w:sz w:val="32"/>
+          <w:szCs w:val="32"/>
+          <w:cs/>
+        </w:rPr>
+      </w:pPr>
+      <w:r>
+        <w:rPr>
+          <w:rFonts w:ascii="Browallia New" w:hAnsi="Browallia New" w:cs="Browallia New" w:hint="cs"/>
+          <w:b/>
+          <w:bCs/>
+          <w:color w:val="000000" w:themeColor="text1"/>
+          <w:sz w:val="32"/>
+          <w:szCs w:val="32"/>
+          <w:cs/>
+        </w:rPr>
+        <w:t>ปีการศึกษา</w:t>
+      </w:r>
       <w:r>
         <w:rPr>
           <w:rFonts w:ascii="TH SarabunPSK" w:hAnsi="TH SarabunPSK" w:cs="TH SarabunPSK" w:hint="cs"/>
           <w:b/>
           <w:bCs/>
           <w:color w:val="000000" w:themeColor="text1"/>
-          <w:sz w:val="36"/>
-          <w:szCs w:val="36"/>
-          <w:cs/>
-        </w:rPr>
-        <w:t>ปีการศึกษา 256</w:t>
+          <w:sz w:val="32"/>
+          <w:szCs w:val="32"/>
+          <w:cs/>
+        </w:rPr>
+        <w:t xml:space="preserve"> 256</w:t>
       </w:r>
       <w:r>
         <w:rPr>
@@ -490,8 +662,8 @@
           <w:b/>
           <w:bCs/>
           <w:color w:val="000000" w:themeColor="text1"/>
-          <w:sz w:val="36"/>
-          <w:szCs w:val="36"/>
+          <w:sz w:val="32"/>
+          <w:szCs w:val="32"/>
           <w:cs/>
         </w:rPr>
         <w:t>7</w:t>
@@ -509,7 +681,7 @@
 </file>
 
 <file path=word/endnotes.xml><?xml version="1.0" encoding="utf-8"?>
-<w:endnotes xmlns:wpc="http://schemas.microsoft.com/office/word/2010/wordprocessingCanvas" xmlns:cx="http://schemas.microsoft.com/office/drawing/2014/chartex" xmlns:cx1="http://schemas.microsoft.com/office/drawing/2015/9/8/chartex" xmlns:cx2="http://schemas.microsoft.com/office/drawing/2015/10/21/chartex" xmlns:cx3="http://schemas.microsoft.com/office/drawing/2016/5/9/chartex" xmlns:cx4="http://schemas.microsoft.com/office/drawing/2016/5/10/chartex" xmlns:cx5="http://schemas.microsoft.com/office/drawing/2016/5/11/chartex" xmlns:cx6="http://schemas.microsoft.com/office/drawing/2016/5/12/chartex" xmlns:cx7="http://schemas.microsoft.com/office/drawing/2016/5/13/chartex" xmlns:cx8="http://schemas.microsoft.com/office/drawing/2016/5/14/chartex" xmlns:mc="http://schemas.openxmlformats.org/markup-compatibility/2006" xmlns:aink="http://schemas.microsoft.com/office/drawing/2016/ink" xmlns:am3d="http://schemas.microsoft.com/office/drawing/2017/model3d" xmlns:o="urn:schemas-microsoft-com:office:office" xmlns:oel="http://schemas.microsoft.com/office/2019/extlst" xmlns:r="http://schemas.openxmlformats.org/officeDocument/2006/relationships" xmlns:m="http://schemas.openxmlformats.org/officeDocument/2006/math" xmlns:v="urn:schemas-microsoft-com:vml" xmlns:wp14="http://schemas.microsoft.com/office/word/2010/wordprocessingDrawing" xmlns:wp="http://schemas.openxmlformats.org/drawingml/2006/wordprocessingDrawing" xmlns:w10="urn:schemas-microsoft-com:office:word" xmlns:w="http://schemas.openxmlformats.org/wordprocessingml/2006/main" xmlns:w14="http://schemas.microsoft.com/office/word/2010/wordml" xmlns:w15="http://schemas.microsoft.com/office/word/2012/wordml" xmlns:w16cex="http://schemas.microsoft.com/office/word/2018/wordml/cex" xmlns:w16cid="http://schemas.microsoft.com/office/word/2016/wordml/cid" xmlns:w16="http://schemas.microsoft.com/office/word/2018/wordml" xmlns:w16du="http://schemas.microsoft.com/office/word/2023/wordml/word16du" xmlns:w16sdtdh="http://schemas.microsoft.com/office/word/2020/wordml/sdtdatahash" xmlns:w16sdtfl="http://schemas.microsoft.com/office/word/2024/wordml/sdtformatlock" xmlns:w16se="http://schemas.microsoft.com/office/word/2015/wordml/symex" xmlns:wpg="http://schemas.microsoft.com/office/word/2010/wordprocessingGroup" xmlns:wpi="http://schemas.microsoft.com/office/word/2010/wordprocessingInk" xmlns:wne="http://schemas.microsoft.com/office/word/2006/wordml" xmlns:wps="http://schemas.microsoft.com/office/word/2010/wordprocessingShape" mc:Ignorable="w14 w15 w16se w16cid w16 w16cex w16sdtdh w16sdtfl w16du wp14">
+<w:endnotes xmlns:wpc="http://schemas.microsoft.com/office/word/2010/wordprocessingCanvas" xmlns:cx="http://schemas.microsoft.com/office/drawing/2014/chartex" xmlns:cx1="http://schemas.microsoft.com/office/drawing/2015/9/8/chartex" xmlns:cx2="http://schemas.microsoft.com/office/drawing/2015/10/21/chartex" xmlns:cx3="http://schemas.microsoft.com/office/drawing/2016/5/9/chartex" xmlns:cx4="http://schemas.microsoft.com/office/drawing/2016/5/10/chartex" xmlns:cx5="http://schemas.microsoft.com/office/drawing/2016/5/11/chartex" xmlns:cx6="http://schemas.microsoft.com/office/drawing/2016/5/12/chartex" xmlns:cx7="http://schemas.microsoft.com/office/drawing/2016/5/13/chartex" xmlns:cx8="http://schemas.microsoft.com/office/drawing/2016/5/14/chartex" xmlns:mc="http://schemas.openxmlformats.org/markup-compatibility/2006" xmlns:aink="http://schemas.microsoft.com/office/drawing/2016/ink" xmlns:am3d="http://schemas.microsoft.com/office/drawing/2017/model3d" xmlns:o="urn:schemas-microsoft-com:office:office" xmlns:oel="http://schemas.microsoft.com/office/2019/extlst" xmlns:r="http://schemas.openxmlformats.org/officeDocument/2006/relationships" xmlns:m="http://schemas.openxmlformats.org/officeDocument/2006/math" xmlns:v="urn:schemas-microsoft-com:vml" xmlns:wp14="http://schemas.microsoft.com/office/word/2010/wordprocessingDrawing" xmlns:wp="http://schemas.openxmlformats.org/drawingml/2006/wordprocessingDrawing" xmlns:w10="urn:schemas-microsoft-com:office:word" xmlns:w="http://schemas.openxmlformats.org/wordprocessingml/2006/main" xmlns:w14="http://schemas.microsoft.com/office/word/2010/wordml" xmlns:w15="http://schemas.microsoft.com/office/word/2012/wordml" xmlns:w16cex="http://schemas.microsoft.com/office/word/2018/wordml/cex" xmlns:w16cid="http://schemas.microsoft.com/office/word/2016/wordml/cid" xmlns:w16="http://schemas.microsoft.com/office/word/2018/wordml" xmlns:w16sdtdh="http://schemas.microsoft.com/office/word/2020/wordml/sdtdatahash" xmlns:w16se="http://schemas.microsoft.com/office/word/2015/wordml/symex" xmlns:wpg="http://schemas.microsoft.com/office/word/2010/wordprocessingGroup" xmlns:wpi="http://schemas.microsoft.com/office/word/2010/wordprocessingInk" xmlns:wne="http://schemas.microsoft.com/office/word/2006/wordml" xmlns:wps="http://schemas.microsoft.com/office/word/2010/wordprocessingShape" mc:Ignorable="w14 w15 w16se w16cid w16 w16cex w16sdtdh wp14">
   <w:endnote w:type="separator" w:id="-1">
     <w:p>
       <w:r>
@@ -528,7 +700,7 @@
 </file>
 
 <file path=word/footnotes.xml><?xml version="1.0" encoding="utf-8"?>
-<w:footnotes xmlns:wpc="http://schemas.microsoft.com/office/word/2010/wordprocessingCanvas" xmlns:cx="http://schemas.microsoft.com/office/drawing/2014/chartex" xmlns:cx1="http://schemas.microsoft.com/office/drawing/2015/9/8/chartex" xmlns:cx2="http://schemas.microsoft.com/office/drawing/2015/10/21/chartex" xmlns:cx3="http://schemas.microsoft.com/office/drawing/2016/5/9/chartex" xmlns:cx4="http://schemas.microsoft.com/office/drawing/2016/5/10/chartex" xmlns:cx5="http://schemas.microsoft.com/office/drawing/2016/5/11/chartex" xmlns:cx6="http://schemas.microsoft.com/office/drawing/2016/5/12/chartex" xmlns:cx7="http://schemas.microsoft.com/office/drawing/2016/5/13/chartex" xmlns:cx8="http://schemas.microsoft.com/office/drawing/2016/5/14/chartex" xmlns:mc="http://schemas.openxmlformats.org/markup-compatibility/2006" xmlns:aink="http://schemas.microsoft.com/office/drawing/2016/ink" xmlns:am3d="http://schemas.microsoft.com/office/drawing/2017/model3d" xmlns:o="urn:schemas-microsoft-com:office:office" xmlns:oel="http://schemas.microsoft.com/office/2019/extlst" xmlns:r="http://schemas.openxmlformats.org/officeDocument/2006/relationships" xmlns:m="http://schemas.openxmlformats.org/officeDocument/2006/math" xmlns:v="urn:schemas-microsoft-com:vml" xmlns:wp14="http://schemas.microsoft.com/office/word/2010/wordprocessingDrawing" xmlns:wp="http://schemas.openxmlformats.org/drawingml/2006/wordprocessingDrawing" xmlns:w10="urn:schemas-microsoft-com:office:word" xmlns:w="http://schemas.openxmlformats.org/wordprocessingml/2006/main" xmlns:w14="http://schemas.microsoft.com/office/word/2010/wordml" xmlns:w15="http://schemas.microsoft.com/office/word/2012/wordml" xmlns:w16cex="http://schemas.microsoft.com/office/word/2018/wordml/cex" xmlns:w16cid="http://schemas.microsoft.com/office/word/2016/wordml/cid" xmlns:w16="http://schemas.microsoft.com/office/word/2018/wordml" xmlns:w16du="http://schemas.microsoft.com/office/word/2023/wordml/word16du" xmlns:w16sdtdh="http://schemas.microsoft.com/office/word/2020/wordml/sdtdatahash" xmlns:w16sdtfl="http://schemas.microsoft.com/office/word/2024/wordml/sdtformatlock" xmlns:w16se="http://schemas.microsoft.com/office/word/2015/wordml/symex" xmlns:wpg="http://schemas.microsoft.com/office/word/2010/wordprocessingGroup" xmlns:wpi="http://schemas.microsoft.com/office/word/2010/wordprocessingInk" xmlns:wne="http://schemas.microsoft.com/office/word/2006/wordml" xmlns:wps="http://schemas.microsoft.com/office/word/2010/wordprocessingShape" mc:Ignorable="w14 w15 w16se w16cid w16 w16cex w16sdtdh w16sdtfl w16du wp14">
+<w:footnotes xmlns:wpc="http://schemas.microsoft.com/office/word/2010/wordprocessingCanvas" xmlns:cx="http://schemas.microsoft.com/office/drawing/2014/chartex" xmlns:cx1="http://schemas.microsoft.com/office/drawing/2015/9/8/chartex" xmlns:cx2="http://schemas.microsoft.com/office/drawing/2015/10/21/chartex" xmlns:cx3="http://schemas.microsoft.com/office/drawing/2016/5/9/chartex" xmlns:cx4="http://schemas.microsoft.com/office/drawing/2016/5/10/chartex" xmlns:cx5="http://schemas.microsoft.com/office/drawing/2016/5/11/chartex" xmlns:cx6="http://schemas.microsoft.com/office/drawing/2016/5/12/chartex" xmlns:cx7="http://schemas.microsoft.com/office/drawing/2016/5/13/chartex" xmlns:cx8="http://schemas.microsoft.com/office/drawing/2016/5/14/chartex" xmlns:mc="http://schemas.openxmlformats.org/markup-compatibility/2006" xmlns:aink="http://schemas.microsoft.com/office/drawing/2016/ink" xmlns:am3d="http://schemas.microsoft.com/office/drawing/2017/model3d" xmlns:o="urn:schemas-microsoft-com:office:office" xmlns:oel="http://schemas.microsoft.com/office/2019/extlst" xmlns:r="http://schemas.openxmlformats.org/officeDocument/2006/relationships" xmlns:m="http://schemas.openxmlformats.org/officeDocument/2006/math" xmlns:v="urn:schemas-microsoft-com:vml" xmlns:wp14="http://schemas.microsoft.com/office/word/2010/wordprocessingDrawing" xmlns:wp="http://schemas.openxmlformats.org/drawingml/2006/wordprocessingDrawing" xmlns:w10="urn:schemas-microsoft-com:office:word" xmlns:w="http://schemas.openxmlformats.org/wordprocessingml/2006/main" xmlns:w14="http://schemas.microsoft.com/office/word/2010/wordml" xmlns:w15="http://schemas.microsoft.com/office/word/2012/wordml" xmlns:w16cex="http://schemas.microsoft.com/office/word/2018/wordml/cex" xmlns:w16cid="http://schemas.microsoft.com/office/word/2016/wordml/cid" xmlns:w16="http://schemas.microsoft.com/office/word/2018/wordml" xmlns:w16sdtdh="http://schemas.microsoft.com/office/word/2020/wordml/sdtdatahash" xmlns:w16se="http://schemas.microsoft.com/office/word/2015/wordml/symex" xmlns:wpg="http://schemas.microsoft.com/office/word/2010/wordprocessingGroup" xmlns:wpi="http://schemas.microsoft.com/office/word/2010/wordprocessingInk" xmlns:wne="http://schemas.microsoft.com/office/word/2006/wordml" xmlns:wps="http://schemas.microsoft.com/office/word/2010/wordprocessingShape" mc:Ignorable="w14 w15 w16se w16cid w16 w16cex w16sdtdh wp14">
   <w:footnote w:type="separator" w:id="-1">
     <w:p>
       <w:r>
@@ -547,7 +719,7 @@
 </file>
 
 <file path=word/header1.xml><?xml version="1.0" encoding="utf-8"?>
-<w:hdr xmlns:wpc="http://schemas.microsoft.com/office/word/2010/wordprocessingCanvas" xmlns:cx="http://schemas.microsoft.com/office/drawing/2014/chartex" xmlns:cx1="http://schemas.microsoft.com/office/drawing/2015/9/8/chartex" xmlns:cx2="http://schemas.microsoft.com/office/drawing/2015/10/21/chartex" xmlns:cx3="http://schemas.microsoft.com/office/drawing/2016/5/9/chartex" xmlns:cx4="http://schemas.microsoft.com/office/drawing/2016/5/10/chartex" xmlns:cx5="http://schemas.microsoft.com/office/drawing/2016/5/11/chartex" xmlns:cx6="http://schemas.microsoft.com/office/drawing/2016/5/12/chartex" xmlns:cx7="http://schemas.microsoft.com/office/drawing/2016/5/13/chartex" xmlns:cx8="http://schemas.microsoft.com/office/drawing/2016/5/14/chartex" xmlns:mc="http://schemas.openxmlformats.org/markup-compatibility/2006" xmlns:aink="http://schemas.microsoft.com/office/drawing/2016/ink" xmlns:am3d="http://schemas.microsoft.com/office/drawing/2017/model3d" xmlns:o="urn:schemas-microsoft-com:office:office" xmlns:oel="http://schemas.microsoft.com/office/2019/extlst" xmlns:r="http://schemas.openxmlformats.org/officeDocument/2006/relationships" xmlns:m="http://schemas.openxmlformats.org/officeDocument/2006/math" xmlns:v="urn:schemas-microsoft-com:vml" xmlns:wp14="http://schemas.microsoft.com/office/word/2010/wordprocessingDrawing" xmlns:wp="http://schemas.openxmlformats.org/drawingml/2006/wordprocessingDrawing" xmlns:w10="urn:schemas-microsoft-com:office:word" xmlns:w="http://schemas.openxmlformats.org/wordprocessingml/2006/main" xmlns:w14="http://schemas.microsoft.com/office/word/2010/wordml" xmlns:w15="http://schemas.microsoft.com/office/word/2012/wordml" xmlns:w16cex="http://schemas.microsoft.com/office/word/2018/wordml/cex" xmlns:w16cid="http://schemas.microsoft.com/office/word/2016/wordml/cid" xmlns:w16="http://schemas.microsoft.com/office/word/2018/wordml" xmlns:w16du="http://schemas.microsoft.com/office/word/2023/wordml/word16du" xmlns:w16sdtdh="http://schemas.microsoft.com/office/word/2020/wordml/sdtdatahash" xmlns:w16sdtfl="http://schemas.microsoft.com/office/word/2024/wordml/sdtformatlock" xmlns:w16se="http://schemas.microsoft.com/office/word/2015/wordml/symex" xmlns:wpg="http://schemas.microsoft.com/office/word/2010/wordprocessingGroup" xmlns:wpi="http://schemas.microsoft.com/office/word/2010/wordprocessingInk" xmlns:wne="http://schemas.microsoft.com/office/word/2006/wordml" xmlns:wps="http://schemas.microsoft.com/office/word/2010/wordprocessingShape" mc:Ignorable="w14 w15 w16se w16cid w16 w16cex w16sdtdh w16sdtfl w16du wp14">
+<w:hdr xmlns:wpc="http://schemas.microsoft.com/office/word/2010/wordprocessingCanvas" xmlns:cx="http://schemas.microsoft.com/office/drawing/2014/chartex" xmlns:cx1="http://schemas.microsoft.com/office/drawing/2015/9/8/chartex" xmlns:cx2="http://schemas.microsoft.com/office/drawing/2015/10/21/chartex" xmlns:cx3="http://schemas.microsoft.com/office/drawing/2016/5/9/chartex" xmlns:cx4="http://schemas.microsoft.com/office/drawing/2016/5/10/chartex" xmlns:cx5="http://schemas.microsoft.com/office/drawing/2016/5/11/chartex" xmlns:cx6="http://schemas.microsoft.com/office/drawing/2016/5/12/chartex" xmlns:cx7="http://schemas.microsoft.com/office/drawing/2016/5/13/chartex" xmlns:cx8="http://schemas.microsoft.com/office/drawing/2016/5/14/chartex" xmlns:mc="http://schemas.openxmlformats.org/markup-compatibility/2006" xmlns:aink="http://schemas.microsoft.com/office/drawing/2016/ink" xmlns:am3d="http://schemas.microsoft.com/office/drawing/2017/model3d" xmlns:o="urn:schemas-microsoft-com:office:office" xmlns:oel="http://schemas.microsoft.com/office/2019/extlst" xmlns:r="http://schemas.openxmlformats.org/officeDocument/2006/relationships" xmlns:m="http://schemas.openxmlformats.org/officeDocument/2006/math" xmlns:v="urn:schemas-microsoft-com:vml" xmlns:wp14="http://schemas.microsoft.com/office/word/2010/wordprocessingDrawing" xmlns:wp="http://schemas.openxmlformats.org/drawingml/2006/wordprocessingDrawing" xmlns:w10="urn:schemas-microsoft-com:office:word" xmlns:w="http://schemas.openxmlformats.org/wordprocessingml/2006/main" xmlns:w14="http://schemas.microsoft.com/office/word/2010/wordml" xmlns:w15="http://schemas.microsoft.com/office/word/2012/wordml" xmlns:w16cex="http://schemas.microsoft.com/office/word/2018/wordml/cex" xmlns:w16cid="http://schemas.microsoft.com/office/word/2016/wordml/cid" xmlns:w16="http://schemas.microsoft.com/office/word/2018/wordml" xmlns:w16sdtdh="http://schemas.microsoft.com/office/word/2020/wordml/sdtdatahash" xmlns:w16se="http://schemas.microsoft.com/office/word/2015/wordml/symex" xmlns:wpg="http://schemas.microsoft.com/office/word/2010/wordprocessingGroup" xmlns:wpi="http://schemas.microsoft.com/office/word/2010/wordprocessingInk" xmlns:wne="http://schemas.microsoft.com/office/word/2006/wordml" xmlns:wps="http://schemas.microsoft.com/office/word/2010/wordprocessingShape" mc:Ignorable="w14 w15 w16se w16cid w16 w16cex w16sdtdh wp14">
   <w:p>
     <w:pPr>
       <w:pStyle w:val="Header"/>
@@ -562,7 +734,7 @@
 </file>
 
 <file path=word/numbering.xml><?xml version="1.0" encoding="utf-8"?>
-<w:numbering xmlns:wpc="http://schemas.microsoft.com/office/word/2010/wordprocessingCanvas" xmlns:cx="http://schemas.microsoft.com/office/drawing/2014/chartex" xmlns:cx1="http://schemas.microsoft.com/office/drawing/2015/9/8/chartex" xmlns:cx2="http://schemas.microsoft.com/office/drawing/2015/10/21/chartex" xmlns:cx3="http://schemas.microsoft.com/office/drawing/2016/5/9/chartex" xmlns:cx4="http://schemas.microsoft.com/office/drawing/2016/5/10/chartex" xmlns:cx5="http://schemas.microsoft.com/office/drawing/2016/5/11/chartex" xmlns:cx6="http://schemas.microsoft.com/office/drawing/2016/5/12/chartex" xmlns:cx7="http://schemas.microsoft.com/office/drawing/2016/5/13/chartex" xmlns:cx8="http://schemas.microsoft.com/office/drawing/2016/5/14/chartex" xmlns:mc="http://schemas.openxmlformats.org/markup-compatibility/2006" xmlns:aink="http://schemas.microsoft.com/office/drawing/2016/ink" xmlns:am3d="http://schemas.microsoft.com/office/drawing/2017/model3d" xmlns:o="urn:schemas-microsoft-com:office:office" xmlns:oel="http://schemas.microsoft.com/office/2019/extlst" xmlns:r="http://schemas.openxmlformats.org/officeDocument/2006/relationships" xmlns:m="http://schemas.openxmlformats.org/officeDocument/2006/math" xmlns:v="urn:schemas-microsoft-com:vml" xmlns:wp14="http://schemas.microsoft.com/office/word/2010/wordprocessingDrawing" xmlns:wp="http://schemas.openxmlformats.org/drawingml/2006/wordprocessingDrawing" xmlns:w10="urn:schemas-microsoft-com:office:word" xmlns:w="http://schemas.openxmlformats.org/wordprocessingml/2006/main" xmlns:w14="http://schemas.microsoft.com/office/word/2010/wordml" xmlns:w15="http://schemas.microsoft.com/office/word/2012/wordml" xmlns:w16cex="http://schemas.microsoft.com/office/word/2018/wordml/cex" xmlns:w16cid="http://schemas.microsoft.com/office/word/2016/wordml/cid" xmlns:w16="http://schemas.microsoft.com/office/word/2018/wordml" xmlns:w16du="http://schemas.microsoft.com/office/word/2023/wordml/word16du" xmlns:w16sdtdh="http://schemas.microsoft.com/office/word/2020/wordml/sdtdatahash" xmlns:w16sdtfl="http://schemas.microsoft.com/office/word/2024/wordml/sdtformatlock" xmlns:w16se="http://schemas.microsoft.com/office/word/2015/wordml/symex" xmlns:wpg="http://schemas.microsoft.com/office/word/2010/wordprocessingGroup" xmlns:wpi="http://schemas.microsoft.com/office/word/2010/wordprocessingInk" xmlns:wne="http://schemas.microsoft.com/office/word/2006/wordml" xmlns:wps="http://schemas.microsoft.com/office/word/2010/wordprocessingShape" mc:Ignorable="w14 w15 w16se w16cid w16 w16cex w16sdtdh w16sdtfl w16du wp14">
+<w:numbering xmlns:wpc="http://schemas.microsoft.com/office/word/2010/wordprocessingCanvas" xmlns:cx="http://schemas.microsoft.com/office/drawing/2014/chartex" xmlns:cx1="http://schemas.microsoft.com/office/drawing/2015/9/8/chartex" xmlns:cx2="http://schemas.microsoft.com/office/drawing/2015/10/21/chartex" xmlns:cx3="http://schemas.microsoft.com/office/drawing/2016/5/9/chartex" xmlns:cx4="http://schemas.microsoft.com/office/drawing/2016/5/10/chartex" xmlns:cx5="http://schemas.microsoft.com/office/drawing/2016/5/11/chartex" xmlns:cx6="http://schemas.microsoft.com/office/drawing/2016/5/12/chartex" xmlns:cx7="http://schemas.microsoft.com/office/drawing/2016/5/13/chartex" xmlns:cx8="http://schemas.microsoft.com/office/drawing/2016/5/14/chartex" xmlns:mc="http://schemas.openxmlformats.org/markup-compatibility/2006" xmlns:aink="http://schemas.microsoft.com/office/drawing/2016/ink" xmlns:am3d="http://schemas.microsoft.com/office/drawing/2017/model3d" xmlns:o="urn:schemas-microsoft-com:office:office" xmlns:oel="http://schemas.microsoft.com/office/2019/extlst" xmlns:r="http://schemas.openxmlformats.org/officeDocument/2006/relationships" xmlns:m="http://schemas.openxmlformats.org/officeDocument/2006/math" xmlns:v="urn:schemas-microsoft-com:vml" xmlns:wp14="http://schemas.microsoft.com/office/word/2010/wordprocessingDrawing" xmlns:wp="http://schemas.openxmlformats.org/drawingml/2006/wordprocessingDrawing" xmlns:w10="urn:schemas-microsoft-com:office:word" xmlns:w="http://schemas.openxmlformats.org/wordprocessingml/2006/main" xmlns:w14="http://schemas.microsoft.com/office/word/2010/wordml" xmlns:w15="http://schemas.microsoft.com/office/word/2012/wordml" xmlns:w16cex="http://schemas.microsoft.com/office/word/2018/wordml/cex" xmlns:w16cid="http://schemas.microsoft.com/office/word/2016/wordml/cid" xmlns:w16="http://schemas.microsoft.com/office/word/2018/wordml" xmlns:w16sdtdh="http://schemas.microsoft.com/office/word/2020/wordml/sdtdatahash" xmlns:w16se="http://schemas.microsoft.com/office/word/2015/wordml/symex" xmlns:wpg="http://schemas.microsoft.com/office/word/2010/wordprocessingGroup" xmlns:wpi="http://schemas.microsoft.com/office/word/2010/wordprocessingInk" xmlns:wne="http://schemas.microsoft.com/office/word/2006/wordml" xmlns:wps="http://schemas.microsoft.com/office/word/2010/wordprocessingShape" mc:Ignorable="w14 w15 w16se w16cid w16 w16cex w16sdtdh wp14">
   <w:abstractNum w:abstractNumId="0" w15:restartNumberingAfterBreak="0">
     <w:nsid w:val="03300346"/>
     <w:multiLevelType w:val="hybridMultilevel"/>
@@ -843,7 +1015,7 @@
 </file>
 
 <file path=word/styles.xml><?xml version="1.0" encoding="utf-8"?>
-<w:styles xmlns:mc="http://schemas.openxmlformats.org/markup-compatibility/2006" xmlns:r="http://schemas.openxmlformats.org/officeDocument/2006/relationships" xmlns:w="http://schemas.openxmlformats.org/wordprocessingml/2006/main" xmlns:w14="http://schemas.microsoft.com/office/word/2010/wordml" xmlns:w15="http://schemas.microsoft.com/office/word/2012/wordml" xmlns:w16cex="http://schemas.microsoft.com/office/word/2018/wordml/cex" xmlns:w16cid="http://schemas.microsoft.com/office/word/2016/wordml/cid" xmlns:w16="http://schemas.microsoft.com/office/word/2018/wordml" xmlns:w16du="http://schemas.microsoft.com/office/word/2023/wordml/word16du" xmlns:w16sdtdh="http://schemas.microsoft.com/office/word/2020/wordml/sdtdatahash" xmlns:w16sdtfl="http://schemas.microsoft.com/office/word/2024/wordml/sdtformatlock" xmlns:w16se="http://schemas.microsoft.com/office/word/2015/wordml/symex" mc:Ignorable="w14 w15 w16se w16cid w16 w16cex w16sdtdh w16sdtfl w16du">
+<w:styles xmlns:mc="http://schemas.openxmlformats.org/markup-compatibility/2006" xmlns:r="http://schemas.openxmlformats.org/officeDocument/2006/relationships" xmlns:w="http://schemas.openxmlformats.org/wordprocessingml/2006/main" xmlns:w14="http://schemas.microsoft.com/office/word/2010/wordml" xmlns:w15="http://schemas.microsoft.com/office/word/2012/wordml" xmlns:w16cex="http://schemas.microsoft.com/office/word/2018/wordml/cex" xmlns:w16cid="http://schemas.microsoft.com/office/word/2016/wordml/cid" xmlns:w16="http://schemas.microsoft.com/office/word/2018/wordml" xmlns:w16sdtdh="http://schemas.microsoft.com/office/word/2020/wordml/sdtdatahash" xmlns:w16se="http://schemas.microsoft.com/office/word/2015/wordml/symex" mc:Ignorable="w14 w15 w16se w16cid w16 w16cex w16sdtdh">
   <w:docDefaults>
     <w:rPrDefault>
       <w:rPr>
